--- a/Engines Layer - Heart of the system/07 – Episode Generation Engine.docx
+++ b/Engines Layer - Heart of the system/07 – Episode Generation Engine.docx
@@ -4559,7 +4559,7 @@
     <w:p>
       <w:r>
         <w:pict w14:anchorId="6838D85E">
-          <v:rect id="_x0000_i1061" style="width:0;height:1.5pt" o:hralign="center" o:hrstd="t" o:hr="t" fillcolor="#a0a0a0" stroked="f"/>
+          <v:rect id="_x0000_i1043" style="width:0;height:1.5pt" o:hralign="center" o:hrstd="t" o:hr="t" fillcolor="#a0a0a0" stroked="f"/>
         </w:pict>
       </w:r>
     </w:p>
@@ -4682,7 +4682,7 @@
     <w:p>
       <w:r>
         <w:pict w14:anchorId="67D179AB">
-          <v:rect id="_x0000_i1062" style="width:0;height:1.5pt" o:hralign="center" o:hrstd="t" o:hr="t" fillcolor="#a0a0a0" stroked="f"/>
+          <v:rect id="_x0000_i1044" style="width:0;height:1.5pt" o:hralign="center" o:hrstd="t" o:hr="t" fillcolor="#a0a0a0" stroked="f"/>
         </w:pict>
       </w:r>
     </w:p>
@@ -4781,7 +4781,7 @@
     <w:p>
       <w:r>
         <w:pict w14:anchorId="6A35880F">
-          <v:rect id="_x0000_i1063" style="width:0;height:1.5pt" o:hralign="center" o:hrstd="t" o:hr="t" fillcolor="#a0a0a0" stroked="f"/>
+          <v:rect id="_x0000_i1045" style="width:0;height:1.5pt" o:hralign="center" o:hrstd="t" o:hr="t" fillcolor="#a0a0a0" stroked="f"/>
         </w:pict>
       </w:r>
     </w:p>
@@ -4881,7 +4881,7 @@
     <w:p>
       <w:r>
         <w:pict w14:anchorId="22B199B8">
-          <v:rect id="_x0000_i1064" style="width:0;height:1.5pt" o:hralign="center" o:hrstd="t" o:hr="t" fillcolor="#a0a0a0" stroked="f"/>
+          <v:rect id="_x0000_i1046" style="width:0;height:1.5pt" o:hralign="center" o:hrstd="t" o:hr="t" fillcolor="#a0a0a0" stroked="f"/>
         </w:pict>
       </w:r>
     </w:p>
@@ -4960,7 +4960,7 @@
     <w:p>
       <w:r>
         <w:pict w14:anchorId="1262DB66">
-          <v:rect id="_x0000_i1065" style="width:0;height:1.5pt" o:hralign="center" o:hrstd="t" o:hr="t" fillcolor="#a0a0a0" stroked="f"/>
+          <v:rect id="_x0000_i1047" style="width:0;height:1.5pt" o:hralign="center" o:hrstd="t" o:hr="t" fillcolor="#a0a0a0" stroked="f"/>
         </w:pict>
       </w:r>
     </w:p>
@@ -5218,7 +5218,7 @@
     <w:p>
       <w:r>
         <w:pict w14:anchorId="75878A54">
-          <v:rect id="_x0000_i1066" style="width:0;height:1.5pt" o:hralign="center" o:hrstd="t" o:hr="t" fillcolor="#a0a0a0" stroked="f"/>
+          <v:rect id="_x0000_i1048" style="width:0;height:1.5pt" o:hralign="center" o:hrstd="t" o:hr="t" fillcolor="#a0a0a0" stroked="f"/>
         </w:pict>
       </w:r>
     </w:p>
@@ -5337,7 +5337,7 @@
     <w:p>
       <w:r>
         <w:pict w14:anchorId="6BD2B425">
-          <v:rect id="_x0000_i1067" style="width:0;height:1.5pt" o:hralign="center" o:hrstd="t" o:hr="t" fillcolor="#a0a0a0" stroked="f"/>
+          <v:rect id="_x0000_i1049" style="width:0;height:1.5pt" o:hralign="center" o:hrstd="t" o:hr="t" fillcolor="#a0a0a0" stroked="f"/>
         </w:pict>
       </w:r>
     </w:p>
@@ -5376,7 +5376,7 @@
     <w:p>
       <w:r>
         <w:pict w14:anchorId="0D55E48F">
-          <v:rect id="_x0000_i1068" style="width:0;height:1.5pt" o:hralign="center" o:hrstd="t" o:hr="t" fillcolor="#a0a0a0" stroked="f"/>
+          <v:rect id="_x0000_i1050" style="width:0;height:1.5pt" o:hralign="center" o:hrstd="t" o:hr="t" fillcolor="#a0a0a0" stroked="f"/>
         </w:pict>
       </w:r>
     </w:p>
@@ -5399,7 +5399,7 @@
     <w:p>
       <w:r>
         <w:pict w14:anchorId="332DF1D4">
-          <v:rect id="_x0000_i1069" style="width:0;height:1.5pt" o:hralign="center" o:hrstd="t" o:hr="t" fillcolor="#a0a0a0" stroked="f"/>
+          <v:rect id="_x0000_i1051" style="width:0;height:1.5pt" o:hralign="center" o:hrstd="t" o:hr="t" fillcolor="#a0a0a0" stroked="f"/>
         </w:pict>
       </w:r>
     </w:p>
@@ -5422,7 +5422,7 @@
     <w:p>
       <w:r>
         <w:pict w14:anchorId="04A32E7B">
-          <v:rect id="_x0000_i1070" style="width:0;height:1.5pt" o:hralign="center" o:hrstd="t" o:hr="t" fillcolor="#a0a0a0" stroked="f"/>
+          <v:rect id="_x0000_i1052" style="width:0;height:1.5pt" o:hralign="center" o:hrstd="t" o:hr="t" fillcolor="#a0a0a0" stroked="f"/>
         </w:pict>
       </w:r>
     </w:p>
@@ -5446,7 +5446,7 @@
     <w:p>
       <w:r>
         <w:pict w14:anchorId="033ADDB5">
-          <v:rect id="_x0000_i1071" style="width:0;height:1.5pt" o:hralign="center" o:hrstd="t" o:hr="t" fillcolor="#a0a0a0" stroked="f"/>
+          <v:rect id="_x0000_i1053" style="width:0;height:1.5pt" o:hralign="center" o:hrstd="t" o:hr="t" fillcolor="#a0a0a0" stroked="f"/>
         </w:pict>
       </w:r>
     </w:p>
@@ -5469,7 +5469,7 @@
     <w:p>
       <w:r>
         <w:pict w14:anchorId="04582500">
-          <v:rect id="_x0000_i1072" style="width:0;height:1.5pt" o:hralign="center" o:hrstd="t" o:hr="t" fillcolor="#a0a0a0" stroked="f"/>
+          <v:rect id="_x0000_i1054" style="width:0;height:1.5pt" o:hralign="center" o:hrstd="t" o:hr="t" fillcolor="#a0a0a0" stroked="f"/>
         </w:pict>
       </w:r>
     </w:p>
@@ -5492,7 +5492,80 @@
     <w:p>
       <w:r>
         <w:pict w14:anchorId="449025FA">
-          <v:rect id="_x0000_i1073" style="width:0;height:1.5pt" o:hralign="center" o:hrstd="t" o:hr="t" fillcolor="#a0a0a0" stroked="f"/>
+          <v:rect id="_x0000_i1064" style="width:0;height:1.5pt" o:hralign="center" o:bullet="t" o:hrstd="t" o:hr="t" fillcolor="#a0a0a0" stroked="f"/>
+        </w:pict>
+      </w:r>
+    </w:p>
+    <w:p>
+      <w:pPr>
+        <w:spacing w:before="100" w:beforeAutospacing="1" w:after="100" w:afterAutospacing="1" w:line="240" w:lineRule="auto"/>
+        <w:rPr>
+          <w:rFonts w:ascii="Times New Roman" w:eastAsia="Times New Roman" w:hAnsi="Times New Roman" w:cs="Times New Roman"/>
+          <w:b/>
+          <w:bCs/>
+          <w:sz w:val="36"/>
+          <w:szCs w:val="36"/>
+          <w:lang w:eastAsia="en-IN" w:bidi="gu-IN"/>
+        </w:rPr>
+      </w:pPr>
+      <w:r>
+        <w:rPr>
+          <w:rFonts w:ascii="Times New Roman" w:eastAsia="Times New Roman" w:hAnsi="Times New Roman" w:cs="Times New Roman"/>
+          <w:b/>
+          <w:bCs/>
+          <w:sz w:val="36"/>
+          <w:szCs w:val="36"/>
+          <w:lang w:eastAsia="en-IN" w:bidi="gu-IN"/>
+        </w:rPr>
+        <w:t>EVF-07</w:t>
+      </w:r>
+      <w:r>
+        <w:rPr>
+          <w:rFonts w:ascii="Times New Roman" w:eastAsia="Times New Roman" w:hAnsi="Times New Roman" w:cs="Times New Roman"/>
+          <w:b/>
+          <w:bCs/>
+          <w:sz w:val="36"/>
+          <w:szCs w:val="36"/>
+          <w:lang w:eastAsia="en-IN" w:bidi="gu-IN"/>
+        </w:rPr>
+        <w:t xml:space="preserve"> -- </w:t>
+      </w:r>
+      <w:r>
+        <w:rPr>
+          <w:rFonts w:ascii="Times New Roman" w:eastAsia="Times New Roman" w:hAnsi="Times New Roman" w:cs="Times New Roman"/>
+          <w:b/>
+          <w:bCs/>
+          <w:sz w:val="36"/>
+          <w:szCs w:val="36"/>
+          <w:lang w:eastAsia="en-IN" w:bidi="gu-IN"/>
+        </w:rPr>
+        <w:t>Scenario Continuity</w:t>
+      </w:r>
+    </w:p>
+    <w:p>
+      <w:pPr>
+        <w:spacing w:beforeAutospacing="1" w:after="100" w:afterAutospacing="1" w:line="240" w:lineRule="auto"/>
+        <w:rPr>
+          <w:rFonts w:ascii="Times New Roman" w:eastAsia="Times New Roman" w:hAnsi="Times New Roman" w:cs="Times New Roman"/>
+          <w:sz w:val="24"/>
+          <w:szCs w:val="24"/>
+          <w:lang w:eastAsia="en-IN" w:bidi="gu-IN"/>
+        </w:rPr>
+      </w:pPr>
+      <w:r>
+        <w:rPr>
+          <w:rFonts w:ascii="Times New Roman" w:eastAsia="Times New Roman" w:hAnsi="Times New Roman" w:cs="Times New Roman"/>
+          <w:sz w:val="24"/>
+          <w:szCs w:val="24"/>
+          <w:lang w:eastAsia="en-IN" w:bidi="gu-IN"/>
+        </w:rPr>
+        <w:t>The dominant scenario SHALL remain the primary explanatory vehicle until the learner has demonstrated understanding of the target mental model.</w:t>
+      </w:r>
+    </w:p>
+    <w:p>
+      <w:r>
+        <w:pict w14:anchorId="599318DB">
+          <v:rect id="_x0000_i1065" style="width:0;height:1.5pt" o:hralign="center" o:bullet="t" o:hrstd="t" o:hr="t" fillcolor="#a0a0a0" stroked="f"/>
         </w:pict>
       </w:r>
     </w:p>
@@ -5824,6 +5897,7 @@
           </w:tcPr>
           <w:p>
             <w:r>
+              <w:lastRenderedPageBreak/>
               <w:t>Validation Results</w:t>
             </w:r>
           </w:p>
@@ -5881,9 +5955,8 @@
     </w:p>
     <w:p>
       <w:r>
-        <w:lastRenderedPageBreak/>
         <w:pict w14:anchorId="690DC266">
-          <v:rect id="_x0000_i1074" style="width:0;height:1.5pt" o:hralign="center" o:hrstd="t" o:hr="t" fillcolor="#a0a0a0" stroked="f"/>
+          <v:rect id="_x0000_i1056" style="width:0;height:1.5pt" o:hralign="center" o:hrstd="t" o:hr="t" fillcolor="#a0a0a0" stroked="f"/>
         </w:pict>
       </w:r>
     </w:p>
@@ -6124,7 +6197,7 @@
     <w:p>
       <w:r>
         <w:pict w14:anchorId="4FE7A4C3">
-          <v:rect id="_x0000_i1075" style="width:0;height:1.5pt" o:hralign="center" o:hrstd="t" o:hr="t" fillcolor="#a0a0a0" stroked="f"/>
+          <v:rect id="_x0000_i1057" style="width:0;height:1.5pt" o:hralign="center" o:hrstd="t" o:hr="t" fillcolor="#a0a0a0" stroked="f"/>
         </w:pict>
       </w:r>
     </w:p>
@@ -6262,8 +6335,9 @@
     </w:p>
     <w:p>
       <w:r>
+        <w:lastRenderedPageBreak/>
         <w:pict w14:anchorId="04A8A14A">
-          <v:rect id="_x0000_i1076" style="width:0;height:1.5pt" o:hralign="center" o:hrstd="t" o:hr="t" fillcolor="#a0a0a0" stroked="f"/>
+          <v:rect id="_x0000_i1058" style="width:0;height:1.5pt" o:hralign="center" o:hrstd="t" o:hr="t" fillcolor="#a0a0a0" stroked="f"/>
         </w:pict>
       </w:r>
     </w:p>
@@ -6314,7 +6388,6 @@
         <w:pStyle w:val="NormalWeb"/>
       </w:pPr>
       <w:r>
-        <w:lastRenderedPageBreak/>
         <w:t>The relationship is defined as follows:</w:t>
       </w:r>
     </w:p>
@@ -6365,7 +6438,7 @@
     <w:p>
       <w:r>
         <w:pict w14:anchorId="54403C31">
-          <v:rect id="_x0000_i1077" style="width:0;height:1.5pt" o:hralign="center" o:hrstd="t" o:hr="t" fillcolor="#a0a0a0" stroked="f"/>
+          <v:rect id="_x0000_i1059" style="width:0;height:1.5pt" o:hralign="center" o:hrstd="t" o:hr="t" fillcolor="#a0a0a0" stroked="f"/>
         </w:pict>
       </w:r>
     </w:p>
@@ -6396,7 +6469,7 @@
     <w:p>
       <w:r>
         <w:pict w14:anchorId="3F52195D">
-          <v:rect id="_x0000_i1078" style="width:0;height:1.5pt" o:hralign="center" o:hrstd="t" o:hr="t" fillcolor="#a0a0a0" stroked="f"/>
+          <v:rect id="_x0000_i1060" style="width:0;height:1.5pt" o:hralign="center" o:hrstd="t" o:hr="t" fillcolor="#a0a0a0" stroked="f"/>
         </w:pict>
       </w:r>
     </w:p>
@@ -6483,6 +6556,11 @@
 
 <file path=word/numbering.xml><?xml version="1.0" encoding="utf-8"?>
 <w:numbering xmlns:wpc="http://schemas.microsoft.com/office/word/2010/wordprocessingCanvas" xmlns:cx="http://schemas.microsoft.com/office/drawing/2014/chartex" xmlns:cx1="http://schemas.microsoft.com/office/drawing/2015/9/8/chartex" xmlns:cx2="http://schemas.microsoft.com/office/drawing/2015/10/21/chartex" xmlns:cx3="http://schemas.microsoft.com/office/drawing/2016/5/9/chartex" xmlns:cx4="http://schemas.microsoft.com/office/drawing/2016/5/10/chartex" xmlns:cx5="http://schemas.microsoft.com/office/drawing/2016/5/11/chartex" xmlns:cx6="http://schemas.microsoft.com/office/drawing/2016/5/12/chartex" xmlns:cx7="http://schemas.microsoft.com/office/drawing/2016/5/13/chartex" xmlns:cx8="http://schemas.microsoft.com/office/drawing/2016/5/14/chartex" xmlns:mc="http://schemas.openxmlformats.org/markup-compatibility/2006" xmlns:aink="http://schemas.microsoft.com/office/drawing/2016/ink" xmlns:am3d="http://schemas.microsoft.com/office/drawing/2017/model3d" xmlns:o="urn:schemas-microsoft-com:office:office" xmlns:r="http://schemas.openxmlformats.org/officeDocument/2006/relationships" xmlns:m="http://schemas.openxmlformats.org/officeDocument/2006/math" xmlns:v="urn:schemas-microsoft-com:vml" xmlns:wp14="http://schemas.microsoft.com/office/word/2010/wordprocessingDrawing" xmlns:wp="http://schemas.openxmlformats.org/drawingml/2006/wordprocessingDrawing" xmlns:w10="urn:schemas-microsoft-com:office:word" xmlns:w="http://schemas.openxmlformats.org/wordprocessingml/2006/main" xmlns:w14="http://schemas.microsoft.com/office/word/2010/wordml" xmlns:w15="http://schemas.microsoft.com/office/word/2012/wordml" xmlns:w16cex="http://schemas.microsoft.com/office/word/2018/wordml/cex" xmlns:w16cid="http://schemas.microsoft.com/office/word/2016/wordml/cid" xmlns:w16="http://schemas.microsoft.com/office/word/2018/wordml" xmlns:w16sdtdh="http://schemas.microsoft.com/office/word/2020/wordml/sdtdatahash" xmlns:w16se="http://schemas.microsoft.com/office/word/2015/wordml/symex" xmlns:wpg="http://schemas.microsoft.com/office/word/2010/wordprocessingGroup" xmlns:wpi="http://schemas.microsoft.com/office/word/2010/wordprocessingInk" xmlns:wne="http://schemas.microsoft.com/office/word/2006/wordml" xmlns:wps="http://schemas.microsoft.com/office/word/2010/wordprocessingShape" mc:Ignorable="w14 w15 w16se w16cid w16 w16cex w16sdtdh wp14">
+  <w:numPicBullet w:numPicBulletId="0">
+    <w:pict>
+      <v:rect id="_x0000_i1040" style="width:0;height:1.5pt" o:hralign="center" o:bullet="t" o:hrstd="t" o:hr="t" fillcolor="#a0a0a0" stroked="f"/>
+    </w:pict>
+  </w:numPicBullet>
   <w:abstractNum w:abstractNumId="0" w15:restartNumberingAfterBreak="0">
     <w:nsid w:val="00501F1E"/>
     <w:multiLevelType w:val="multilevel"/>
@@ -9817,7 +9895,6 @@
   <w:style w:type="character" w:default="1" w:styleId="DefaultParagraphFont">
     <w:name w:val="Default Paragraph Font"/>
     <w:uiPriority w:val="1"/>
-    <w:semiHidden/>
     <w:unhideWhenUsed/>
   </w:style>
   <w:style w:type="table" w:default="1" w:styleId="TableNormal">
